--- a/submission-report.docx
+++ b/submission-report.docx
@@ -19,7 +19,7 @@
         </w:numPr>
       </w:pPr>
       <w:r>
-        <w:t xml:space="preserve">Submission generated at 10/26/2026 at 16:34:56</w:t>
+        <w:t xml:space="preserve">Submission generated at 10/26/2026 at 16:43:24</w:t>
       </w:r>
     </w:p>
     <w:p>
@@ -588,13 +588,13 @@
         <w:t xml:space="preserve"> </w:t>
       </w:r>
       <w:r>
-        <w:t xml:space="preserve">runner from ubuntu-latest to ubuntu-22.04 to address this. I still</w:t>
-      </w:r>
-      <w:r>
-        <w:t xml:space="preserve"> </w:t>
-      </w:r>
-      <w:r>
-        <w:t xml:space="preserve">need to confirm that the report generates successfully.</w:t>
+        <w:t xml:space="preserve">runner from ubuntu-latest to ubuntu-22.04 to address this. Confirmed that</w:t>
+      </w:r>
+      <w:r>
+        <w:t xml:space="preserve"> </w:t>
+      </w:r>
+      <w:r>
+        <w:t xml:space="preserve">the report generated successfully.</w:t>
       </w:r>
     </w:p>
     <w:bookmarkEnd w:id="27"/>
@@ -612,7 +612,25 @@
         <w:pStyle w:val="FirstParagraph"/>
       </w:pPr>
       <w:r>
-        <w:t xml:space="preserve">I was really interested in this project because I got to build something we’ve been learning about in class and see it work. Subnetting makes more sense to me when I can follow what the code is doing and see how changing the prefix changes the network and host range.</w:t>
+        <w:t xml:space="preserve">I was really interested in this project because I got to build something</w:t>
+      </w:r>
+      <w:r>
+        <w:t xml:space="preserve"> </w:t>
+      </w:r>
+      <w:r>
+        <w:t xml:space="preserve">we’ve been learning about in class and see it work. Subnetting makes more</w:t>
+      </w:r>
+      <w:r>
+        <w:t xml:space="preserve"> </w:t>
+      </w:r>
+      <w:r>
+        <w:t xml:space="preserve">sense to me when I can follow what the code is doing and see how changing</w:t>
+      </w:r>
+      <w:r>
+        <w:t xml:space="preserve"> </w:t>
+      </w:r>
+      <w:r>
+        <w:t xml:space="preserve">the prefix changes the network and host range.</w:t>
       </w:r>
     </w:p>
     <w:p>
@@ -620,7 +638,31 @@
         <w:pStyle w:val="BodyText"/>
       </w:pPr>
       <w:r>
-        <w:t xml:space="preserve">The forwarding table was especially interesting to me. I liked seeing how an address could match several routes, but the program would pick the most specific one. Working through everything in smaller parts helped, especially with the /0, /31, and /32 cases. It was satisfying to finally see all the tests pass and get the results I expected!</w:t>
+        <w:t xml:space="preserve">The forwarding table was especially interesting to me. I liked seeing how an</w:t>
+      </w:r>
+      <w:r>
+        <w:t xml:space="preserve"> </w:t>
+      </w:r>
+      <w:r>
+        <w:t xml:space="preserve">address could match several routes, but the program would pick the most</w:t>
+      </w:r>
+      <w:r>
+        <w:t xml:space="preserve"> </w:t>
+      </w:r>
+      <w:r>
+        <w:t xml:space="preserve">specific one. Working through everything in smaller parts helped,</w:t>
+      </w:r>
+      <w:r>
+        <w:t xml:space="preserve"> </w:t>
+      </w:r>
+      <w:r>
+        <w:t xml:space="preserve">especially with the /0, /31, and /32 cases. It was satisfying to finally</w:t>
+      </w:r>
+      <w:r>
+        <w:t xml:space="preserve"> </w:t>
+      </w:r>
+      <w:r>
+        <w:t xml:space="preserve">see all the tests pass and get the results I expected!</w:t>
       </w:r>
     </w:p>
     <w:bookmarkEnd w:id="28"/>
@@ -52115,7 +52157,7 @@
         <w:pStyle w:val="FirstParagraph"/>
       </w:pPr>
       <w:r>
-        <w:t xml:space="preserve">Report generated on 10/26/2026 at 16:34:58</w:t>
+        <w:t xml:space="preserve">Report generated on 10/26/2026 at 16:43:26</w:t>
       </w:r>
     </w:p>
     <w:p>
@@ -52140,7 +52182,7 @@
         <w:pStyle w:val="FirstParagraph"/>
       </w:pPr>
       <w:r>
-        <w:t xml:space="preserve">SHA-256 Hash of the report: e6c5b35fcea8f51281ffcb5d4c86f88fe434a3d236b206bdcdc0c222b216c8e5</w:t>
+        <w:t xml:space="preserve">SHA-256 Hash of the report: 055f61daf0654c6688de72828af5dcbd1802e6732baf982a8214f0b6564d0587</w:t>
       </w:r>
     </w:p>
     <w:p>
